--- a/📶 DataSaver CM.docx
+++ b/📶 DataSaver CM.docx
@@ -2387,9 +2387,469 @@
           <w:lang w:eastAsia="fr-FR"/>
         </w:rPr>
         <w:pict w14:anchorId="1E918BA2">
-          <v:rect id="_x0000_i1040" style="width:0;height:1.5pt" o:hralign="center" o:hrstd="t" o:hr="t" fillcolor="#a0a0a0" stroked="f"/>
+          <v:rect id="_x0000_i1040" style="width:0;height:1.5pt" o:hralign="center" o:bullet="t" o:hrstd="t" o:hr="t" fillcolor="#a0a0a0" stroked="f"/>
         </w:pict>
       </w:r>
+    </w:p>
+    <w:p>
+      <w:pPr>
+        <w:spacing w:after="0" w:line="240" w:lineRule="auto"/>
+        <w:rPr>
+          <w:rFonts w:ascii="Times New Roman" w:eastAsia="Times New Roman" w:hAnsi="Times New Roman" w:cs="Times New Roman"/>
+          <w:sz w:val="24"/>
+          <w:szCs w:val="24"/>
+          <w:lang w:eastAsia="fr-FR"/>
+        </w:rPr>
+      </w:pPr>
+    </w:p>
+    <w:p>
+      <w:pPr>
+        <w:spacing w:after="0" w:line="240" w:lineRule="auto"/>
+        <w:rPr>
+          <w:rFonts w:ascii="Times New Roman" w:eastAsia="Times New Roman" w:hAnsi="Times New Roman" w:cs="Times New Roman"/>
+          <w:sz w:val="24"/>
+          <w:szCs w:val="24"/>
+          <w:lang w:eastAsia="fr-FR"/>
+        </w:rPr>
+      </w:pPr>
+    </w:p>
+    <w:p>
+      <w:pPr>
+        <w:pStyle w:val="Titre2"/>
+        <w:rPr>
+          <w:sz w:val="48"/>
+          <w:szCs w:val="48"/>
+        </w:rPr>
+      </w:pPr>
+      <w:r>
+        <w:rPr>
+          <w:sz w:val="48"/>
+          <w:szCs w:val="48"/>
+        </w:rPr>
+        <w:t xml:space="preserve">6. </w:t>
+      </w:r>
+      <w:r>
+        <w:rPr>
+          <w:rFonts w:ascii="Segoe UI Emoji" w:hAnsi="Segoe UI Emoji" w:cs="Segoe UI Emoji"/>
+          <w:sz w:val="48"/>
+          <w:szCs w:val="48"/>
+        </w:rPr>
+        <w:t>🧱</w:t>
+      </w:r>
+      <w:r>
+        <w:rPr>
+          <w:sz w:val="48"/>
+          <w:szCs w:val="48"/>
+        </w:rPr>
+        <w:t xml:space="preserve"> Stack technique (ajout)</w:t>
+      </w:r>
+    </w:p>
+    <w:p>
+      <w:pPr>
+        <w:pStyle w:val="Titre3"/>
+        <w:rPr>
+          <w:b/>
+          <w:bCs/>
+          <w:sz w:val="36"/>
+          <w:szCs w:val="36"/>
+        </w:rPr>
+      </w:pPr>
+      <w:proofErr w:type="gramStart"/>
+      <w:r>
+        <w:rPr>
+          <w:rFonts w:ascii="Segoe UI Emoji" w:hAnsi="Segoe UI Emoji" w:cs="Segoe UI Emoji"/>
+          <w:b/>
+          <w:bCs/>
+          <w:sz w:val="36"/>
+          <w:szCs w:val="36"/>
+        </w:rPr>
+        <w:t>🎨</w:t>
+      </w:r>
+      <w:proofErr w:type="gramEnd"/>
+      <w:r>
+        <w:rPr>
+          <w:b/>
+          <w:bCs/>
+          <w:sz w:val="36"/>
+          <w:szCs w:val="36"/>
+        </w:rPr>
+        <w:t xml:space="preserve"> Frontend</w:t>
+      </w:r>
+    </w:p>
+    <w:p>
+      <w:pPr>
+        <w:pStyle w:val="NormalWeb"/>
+      </w:pPr>
+      <w:r>
+        <w:t xml:space="preserve">• </w:t>
+      </w:r>
+      <w:proofErr w:type="spellStart"/>
+      <w:r>
+        <w:t>Angular</w:t>
+      </w:r>
+      <w:proofErr w:type="spellEnd"/>
+      <w:r>
+        <w:t xml:space="preserve"> (SPA — Single Page Application)</w:t>
+      </w:r>
+      <w:r>
+        <w:br/>
+        <w:t xml:space="preserve">• </w:t>
+      </w:r>
+      <w:proofErr w:type="spellStart"/>
+      <w:r>
+        <w:t>TypeScript</w:t>
+      </w:r>
+      <w:proofErr w:type="spellEnd"/>
+      <w:r>
+        <w:br/>
+        <w:t>• HTML / SCSS</w:t>
+      </w:r>
+      <w:r>
+        <w:br/>
+        <w:t xml:space="preserve">• </w:t>
+      </w:r>
+      <w:proofErr w:type="spellStart"/>
+      <w:r>
+        <w:t>Angular</w:t>
+      </w:r>
+      <w:proofErr w:type="spellEnd"/>
+      <w:r>
+        <w:t xml:space="preserve"> Services (gestion API &amp; logique métier)</w:t>
+      </w:r>
+      <w:r>
+        <w:br/>
+        <w:t xml:space="preserve">• </w:t>
+      </w:r>
+      <w:proofErr w:type="spellStart"/>
+      <w:r>
+        <w:t>RxJS</w:t>
+      </w:r>
+      <w:proofErr w:type="spellEnd"/>
+      <w:r>
+        <w:t xml:space="preserve"> (gestion des flux de données)</w:t>
+      </w:r>
+    </w:p>
+    <w:p>
+      <w:pPr>
+        <w:pStyle w:val="Titre3"/>
+        <w:rPr>
+          <w:b/>
+          <w:bCs/>
+          <w:sz w:val="36"/>
+          <w:szCs w:val="36"/>
+        </w:rPr>
+      </w:pPr>
+      <w:r>
+        <w:rPr>
+          <w:rFonts w:ascii="Segoe UI Symbol" w:hAnsi="Segoe UI Symbol" w:cs="Segoe UI Symbol"/>
+          <w:b/>
+          <w:bCs/>
+          <w:sz w:val="36"/>
+          <w:szCs w:val="36"/>
+        </w:rPr>
+        <w:t>⚙</w:t>
+      </w:r>
+      <w:r>
+        <w:rPr>
+          <w:b/>
+          <w:bCs/>
+          <w:sz w:val="36"/>
+          <w:szCs w:val="36"/>
+        </w:rPr>
+        <w:t>️ Backend (</w:t>
+      </w:r>
+      <w:proofErr w:type="spellStart"/>
+      <w:r>
+        <w:rPr>
+          <w:b/>
+          <w:bCs/>
+          <w:sz w:val="36"/>
+          <w:szCs w:val="36"/>
+        </w:rPr>
+        <w:t>BaaS</w:t>
+      </w:r>
+      <w:proofErr w:type="spellEnd"/>
+      <w:r>
+        <w:rPr>
+          <w:b/>
+          <w:bCs/>
+          <w:sz w:val="36"/>
+          <w:szCs w:val="36"/>
+        </w:rPr>
+        <w:t>)</w:t>
+      </w:r>
+    </w:p>
+    <w:p>
+      <w:pPr>
+        <w:pStyle w:val="NormalWeb"/>
+      </w:pPr>
+      <w:proofErr w:type="gramStart"/>
+      <w:r>
+        <w:rPr>
+          <w:rFonts w:ascii="Segoe UI Emoji" w:hAnsi="Segoe UI Emoji" w:cs="Segoe UI Emoji"/>
+        </w:rPr>
+        <w:t>👉</w:t>
+      </w:r>
+      <w:proofErr w:type="gramEnd"/>
+      <w:r>
+        <w:t xml:space="preserve"> </w:t>
+      </w:r>
+      <w:proofErr w:type="spellStart"/>
+      <w:r>
+        <w:rPr>
+          <w:rStyle w:val="whitespace-normal"/>
+        </w:rPr>
+        <w:t>Supabase</w:t>
+      </w:r>
+      <w:proofErr w:type="spellEnd"/>
+    </w:p>
+    <w:p>
+      <w:pPr>
+        <w:pStyle w:val="NormalWeb"/>
+      </w:pPr>
+      <w:r>
+        <w:t xml:space="preserve">• Base de données : PostgreSQL (gérée par </w:t>
+      </w:r>
+      <w:proofErr w:type="spellStart"/>
+      <w:r>
+        <w:t>Supabase</w:t>
+      </w:r>
+      <w:proofErr w:type="spellEnd"/>
+      <w:r>
+        <w:t>)</w:t>
+      </w:r>
+      <w:r>
+        <w:br/>
+        <w:t xml:space="preserve">• Authentification : </w:t>
+      </w:r>
+      <w:proofErr w:type="spellStart"/>
+      <w:r>
+        <w:t>Supabase</w:t>
+      </w:r>
+      <w:proofErr w:type="spellEnd"/>
+      <w:r>
+        <w:t xml:space="preserve"> </w:t>
+      </w:r>
+      <w:proofErr w:type="spellStart"/>
+      <w:r>
+        <w:t>Auth</w:t>
+      </w:r>
+      <w:proofErr w:type="spellEnd"/>
+      <w:r>
+        <w:t xml:space="preserve"> (email / </w:t>
+      </w:r>
+      <w:proofErr w:type="spellStart"/>
+      <w:r>
+        <w:t>OAuth</w:t>
+      </w:r>
+      <w:proofErr w:type="spellEnd"/>
+      <w:r>
+        <w:t>)</w:t>
+      </w:r>
+      <w:r>
+        <w:br/>
+        <w:t xml:space="preserve">• API automatique : REST &amp; </w:t>
+      </w:r>
+      <w:proofErr w:type="spellStart"/>
+      <w:r>
+        <w:t>Realtime</w:t>
+      </w:r>
+      <w:proofErr w:type="spellEnd"/>
+      <w:r>
+        <w:t xml:space="preserve"> API</w:t>
+      </w:r>
+      <w:r>
+        <w:br/>
+        <w:t>• Stockage des données utilisateurs : tables SQL (forfaits, consommation, historique)</w:t>
+      </w:r>
+      <w:r>
+        <w:br/>
+        <w:t xml:space="preserve">• Sécurité : Row </w:t>
+      </w:r>
+      <w:proofErr w:type="spellStart"/>
+      <w:r>
+        <w:t>Level</w:t>
+      </w:r>
+      <w:proofErr w:type="spellEnd"/>
+      <w:r>
+        <w:t xml:space="preserve"> Security (RLS) pour protéger les données</w:t>
+      </w:r>
+      <w:r>
+        <w:br/>
+        <w:t>• Temps réel : suivi instantané de la consommation</w:t>
+      </w:r>
+    </w:p>
+    <w:p>
+      <w:pPr>
+        <w:pStyle w:val="Titre3"/>
+        <w:rPr>
+          <w:sz w:val="36"/>
+          <w:szCs w:val="36"/>
+        </w:rPr>
+      </w:pPr>
+      <w:proofErr w:type="gramStart"/>
+      <w:r>
+        <w:rPr>
+          <w:rFonts w:ascii="Segoe UI Emoji" w:hAnsi="Segoe UI Emoji" w:cs="Segoe UI Emoji"/>
+          <w:sz w:val="36"/>
+          <w:szCs w:val="36"/>
+        </w:rPr>
+        <w:t>📊</w:t>
+      </w:r>
+      <w:proofErr w:type="gramEnd"/>
+      <w:r>
+        <w:rPr>
+          <w:b/>
+          <w:bCs/>
+          <w:sz w:val="36"/>
+          <w:szCs w:val="36"/>
+        </w:rPr>
+        <w:t xml:space="preserve"> Fonctionnalités backend utilisées</w:t>
+      </w:r>
+    </w:p>
+    <w:p>
+      <w:pPr>
+        <w:pStyle w:val="NormalWeb"/>
+      </w:pPr>
+      <w:r>
+        <w:t>• CRUD forfaits internet</w:t>
+      </w:r>
+      <w:r>
+        <w:br/>
+        <w:t>• Enregistrement consommation apps</w:t>
+      </w:r>
+      <w:r>
+        <w:br/>
+        <w:t>• Historique des usages</w:t>
+      </w:r>
+      <w:r>
+        <w:br/>
+        <w:t>• Notifications (via triggers ou logique front)</w:t>
+      </w:r>
+      <w:r>
+        <w:br/>
+        <w:t xml:space="preserve">• Synchronisation temps réel du </w:t>
+      </w:r>
+      <w:proofErr w:type="spellStart"/>
+      <w:r>
+        <w:t>dashboard</w:t>
+      </w:r>
+      <w:proofErr w:type="spellEnd"/>
+    </w:p>
+    <w:p>
+      <w:pPr>
+        <w:pStyle w:val="Titre3"/>
+        <w:rPr>
+          <w:b/>
+          <w:bCs/>
+          <w:sz w:val="36"/>
+          <w:szCs w:val="36"/>
+        </w:rPr>
+      </w:pPr>
+      <w:r>
+        <w:rPr>
+          <w:rFonts w:ascii="Segoe UI Symbol" w:hAnsi="Segoe UI Symbol" w:cs="Segoe UI Symbol"/>
+          <w:b/>
+          <w:bCs/>
+          <w:sz w:val="36"/>
+          <w:szCs w:val="36"/>
+        </w:rPr>
+        <w:t>☁</w:t>
+      </w:r>
+      <w:r>
+        <w:rPr>
+          <w:b/>
+          <w:bCs/>
+          <w:sz w:val="36"/>
+          <w:szCs w:val="36"/>
+        </w:rPr>
+        <w:t>️ Hébergement</w:t>
+      </w:r>
+    </w:p>
+    <w:p>
+      <w:pPr>
+        <w:pStyle w:val="NormalWeb"/>
+      </w:pPr>
+      <w:r>
+        <w:t xml:space="preserve">• </w:t>
+      </w:r>
+      <w:proofErr w:type="spellStart"/>
+      <w:r>
+        <w:t>Supabase</w:t>
+      </w:r>
+      <w:proofErr w:type="spellEnd"/>
+      <w:r>
+        <w:t xml:space="preserve"> Cloud (backend)</w:t>
+      </w:r>
+      <w:r>
+        <w:br/>
+        <w:t xml:space="preserve">• Frontend </w:t>
+      </w:r>
+      <w:proofErr w:type="spellStart"/>
+      <w:r>
+        <w:t>Angular</w:t>
+      </w:r>
+      <w:proofErr w:type="spellEnd"/>
+      <w:r>
+        <w:t xml:space="preserve"> déployé sur </w:t>
+      </w:r>
+      <w:proofErr w:type="spellStart"/>
+      <w:r>
+        <w:t>Vercel</w:t>
+      </w:r>
+      <w:proofErr w:type="spellEnd"/>
+      <w:r>
+        <w:t xml:space="preserve"> / </w:t>
+      </w:r>
+      <w:proofErr w:type="spellStart"/>
+      <w:r>
+        <w:t>Netlify</w:t>
+      </w:r>
+      <w:proofErr w:type="spellEnd"/>
+    </w:p>
+    <w:p>
+      <w:pPr>
+        <w:spacing w:after="0" w:line="240" w:lineRule="auto"/>
+        <w:rPr>
+          <w:rFonts w:ascii="Times New Roman" w:eastAsia="Times New Roman" w:hAnsi="Times New Roman" w:cs="Times New Roman"/>
+          <w:sz w:val="24"/>
+          <w:szCs w:val="24"/>
+          <w:lang w:eastAsia="fr-FR"/>
+        </w:rPr>
+      </w:pPr>
+    </w:p>
+    <w:p>
+      <w:pPr>
+        <w:spacing w:after="0" w:line="240" w:lineRule="auto"/>
+        <w:rPr>
+          <w:rFonts w:ascii="Times New Roman" w:eastAsia="Times New Roman" w:hAnsi="Times New Roman" w:cs="Times New Roman"/>
+          <w:sz w:val="24"/>
+          <w:szCs w:val="24"/>
+          <w:lang w:eastAsia="fr-FR"/>
+        </w:rPr>
+      </w:pPr>
+    </w:p>
+    <w:p>
+      <w:pPr>
+        <w:spacing w:after="0" w:line="240" w:lineRule="auto"/>
+        <w:rPr>
+          <w:rFonts w:ascii="Times New Roman" w:eastAsia="Times New Roman" w:hAnsi="Times New Roman" w:cs="Times New Roman"/>
+          <w:sz w:val="24"/>
+          <w:szCs w:val="24"/>
+          <w:lang w:eastAsia="fr-FR"/>
+        </w:rPr>
+      </w:pPr>
+    </w:p>
+    <w:p>
+      <w:pPr>
+        <w:spacing w:after="0" w:line="240" w:lineRule="auto"/>
+        <w:rPr>
+          <w:rFonts w:ascii="Times New Roman" w:eastAsia="Times New Roman" w:hAnsi="Times New Roman" w:cs="Times New Roman"/>
+          <w:sz w:val="24"/>
+          <w:szCs w:val="24"/>
+          <w:lang w:eastAsia="fr-FR"/>
+        </w:rPr>
+      </w:pPr>
     </w:p>
     <w:p>
       <w:pPr>
@@ -2501,7 +2961,6 @@
         <w:t xml:space="preserve"> qui aide les utilisateurs à suivre leur consommation internet (mobile et Wi-Fi), à recevoir des alertes et à optimiser leurs mégas grâce à un mode économie intelligent.</w:t>
       </w:r>
     </w:p>
-    <w:p/>
     <w:sectPr>
       <w:pgSz w:w="11906" w:h="16838"/>
       <w:pgMar w:top="1417" w:right="1417" w:bottom="1417" w:left="1417" w:header="708" w:footer="708" w:gutter="0"/>
@@ -2514,6 +2973,11 @@
 
 <file path=word/numbering.xml><?xml version="1.0" encoding="utf-8"?>
 <w:numbering xmlns:wpc="http://schemas.microsoft.com/office/word/2010/wordprocessingCanvas" xmlns:cx="http://schemas.microsoft.com/office/drawing/2014/chartex" xmlns:cx1="http://schemas.microsoft.com/office/drawing/2015/9/8/chartex" xmlns:cx2="http://schemas.microsoft.com/office/drawing/2015/10/21/chartex" xmlns:cx3="http://schemas.microsoft.com/office/drawing/2016/5/9/chartex" xmlns:cx4="http://schemas.microsoft.com/office/drawing/2016/5/10/chartex" xmlns:cx5="http://schemas.microsoft.com/office/drawing/2016/5/11/chartex" xmlns:cx6="http://schemas.microsoft.com/office/drawing/2016/5/12/chartex" xmlns:cx7="http://schemas.microsoft.com/office/drawing/2016/5/13/chartex" xmlns:cx8="http://schemas.microsoft.com/office/drawing/2016/5/14/chartex" xmlns:mc="http://schemas.openxmlformats.org/markup-compatibility/2006" xmlns:aink="http://schemas.microsoft.com/office/drawing/2016/ink" xmlns:am3d="http://schemas.microsoft.com/office/drawing/2017/model3d" xmlns:o="urn:schemas-microsoft-com:office:office" xmlns:oel="http://schemas.microsoft.com/office/2019/extlst" xmlns:r="http://schemas.openxmlformats.org/officeDocument/2006/relationships" xmlns:m="http://schemas.openxmlformats.org/officeDocument/2006/math" xmlns:v="urn:schemas-microsoft-com:vml" xmlns:wp14="http://schemas.microsoft.com/office/word/2010/wordprocessingDrawing" xmlns:wp="http://schemas.openxmlformats.org/drawingml/2006/wordprocessingDrawing" xmlns:w10="urn:schemas-microsoft-com:office:word" xmlns:w="http://schemas.openxmlformats.org/wordprocessingml/2006/main" xmlns:w14="http://schemas.microsoft.com/office/word/2010/wordml" xmlns:w15="http://schemas.microsoft.com/office/word/2012/wordml" xmlns:w16cex="http://schemas.microsoft.com/office/word/2018/wordml/cex" xmlns:w16cid="http://schemas.microsoft.com/office/word/2016/wordml/cid" xmlns:w16="http://schemas.microsoft.com/office/word/2018/wordml" xmlns:w16sdtdh="http://schemas.microsoft.com/office/word/2020/wordml/sdtdatahash" xmlns:w16se="http://schemas.microsoft.com/office/word/2015/wordml/symex" xmlns:wpg="http://schemas.microsoft.com/office/word/2010/wordprocessingGroup" xmlns:wpi="http://schemas.microsoft.com/office/word/2010/wordprocessingInk" xmlns:wne="http://schemas.microsoft.com/office/word/2006/wordml" xmlns:wps="http://schemas.microsoft.com/office/word/2010/wordprocessingShape" mc:Ignorable="w14 w15 w16se w16cid w16 w16cex w16sdtdh wp14">
+  <w:numPicBullet w:numPicBulletId="0">
+    <w:pict>
+      <v:rect id="_x0000_i1039" style="width:0;height:1.5pt" o:hralign="center" o:bullet="t" o:hrstd="t" o:hr="t" fillcolor="#a0a0a0" stroked="f"/>
+    </w:pict>
+  </w:numPicBullet>
   <w:abstractNum w:abstractNumId="0" w15:restartNumberingAfterBreak="0">
     <w:nsid w:val="0E3234E8"/>
     <w:multiLevelType w:val="multilevel"/>
@@ -4397,6 +4861,29 @@
       <w:lang w:eastAsia="fr-FR"/>
     </w:rPr>
   </w:style>
+  <w:style w:type="paragraph" w:styleId="Titre3">
+    <w:name w:val="heading 3"/>
+    <w:basedOn w:val="Normal"/>
+    <w:next w:val="Normal"/>
+    <w:link w:val="Titre3Car"/>
+    <w:uiPriority w:val="9"/>
+    <w:semiHidden/>
+    <w:unhideWhenUsed/>
+    <w:qFormat/>
+    <w:rsid w:val="00965434"/>
+    <w:pPr>
+      <w:keepNext/>
+      <w:keepLines/>
+      <w:spacing w:before="40" w:after="0"/>
+      <w:outlineLvl w:val="2"/>
+    </w:pPr>
+    <w:rPr>
+      <w:rFonts w:asciiTheme="majorHAnsi" w:eastAsiaTheme="majorEastAsia" w:hAnsiTheme="majorHAnsi" w:cstheme="majorBidi"/>
+      <w:color w:val="1F3763" w:themeColor="accent1" w:themeShade="7F"/>
+      <w:sz w:val="24"/>
+      <w:szCs w:val="24"/>
+    </w:rPr>
+  </w:style>
   <w:style w:type="character" w:default="1" w:styleId="Policepardfaut">
     <w:name w:val="Default Paragraph Font"/>
     <w:uiPriority w:val="1"/>
@@ -4459,7 +4946,6 @@
     <w:name w:val="Normal (Web)"/>
     <w:basedOn w:val="Normal"/>
     <w:uiPriority w:val="99"/>
-    <w:semiHidden/>
     <w:unhideWhenUsed/>
     <w:rsid w:val="001A65E2"/>
     <w:pPr>
@@ -4482,6 +4968,25 @@
       <w:b/>
       <w:bCs/>
     </w:rPr>
+  </w:style>
+  <w:style w:type="character" w:customStyle="1" w:styleId="Titre3Car">
+    <w:name w:val="Titre 3 Car"/>
+    <w:basedOn w:val="Policepardfaut"/>
+    <w:link w:val="Titre3"/>
+    <w:uiPriority w:val="9"/>
+    <w:semiHidden/>
+    <w:rsid w:val="00965434"/>
+    <w:rPr>
+      <w:rFonts w:asciiTheme="majorHAnsi" w:eastAsiaTheme="majorEastAsia" w:hAnsiTheme="majorHAnsi" w:cstheme="majorBidi"/>
+      <w:color w:val="1F3763" w:themeColor="accent1" w:themeShade="7F"/>
+      <w:sz w:val="24"/>
+      <w:szCs w:val="24"/>
+    </w:rPr>
+  </w:style>
+  <w:style w:type="character" w:customStyle="1" w:styleId="whitespace-normal">
+    <w:name w:val="whitespace-normal"/>
+    <w:basedOn w:val="Policepardfaut"/>
+    <w:rsid w:val="00965434"/>
   </w:style>
 </w:styles>
 </file>
